--- a/manuscript/floodplain.temp.oxygen.squeeze.HB1.docx
+++ b/manuscript/floodplain.temp.oxygen.squeeze.HB1.docx
@@ -4,7 +4,13 @@
   <w:body>
     <w:p>
       <w:r>
-        <w:t xml:space="preserve">Temperature-oxygen squeeze in the river floodplain; </w:t>
+        <w:t xml:space="preserve">Temperature-oxygen squeeze in </w:t>
+      </w:r>
+      <w:r>
+        <w:t>a</w:t>
+      </w:r>
+      <w:r>
+        <w:t xml:space="preserve"> river floodplain; </w:t>
       </w:r>
       <w:r>
         <w:t xml:space="preserve">how </w:t>
@@ -166,16 +172,7 @@
         <w:t>, a</w:t>
       </w:r>
       <w:r>
-        <w:t xml:space="preserve"> key challenge for conservation is to understand ho</w:t>
-      </w:r>
-      <w:r>
-        <w:t xml:space="preserve">w animal behavior and landscape </w:t>
-      </w:r>
-      <w:r>
-        <w:t>heterogeneity interact to influence the effectiveness of behavioral thermoregulation in the face of climate change.</w:t>
-      </w:r>
-      <w:r>
-        <w:t xml:space="preserve"> </w:t>
+        <w:t xml:space="preserve"> key challenge for conservation is to understand how animal behavior and landscape heterogeneity interact to influence the effectiveness of behavioral thermoregulation in the face of climate change. </w:t>
       </w:r>
     </w:p>
     <w:p>
@@ -190,16 +187,18 @@
         </w:rPr>
         <w:t>Thermal refuge habitats</w:t>
       </w:r>
-      <w:r>
-        <w:rPr>
-          <w:i/>
-        </w:rPr>
-        <w:t>:</w:t>
-      </w:r>
-    </w:p>
-    <w:p>
-      <w:r>
-        <w:t>The spatial patterning of water temperature varies among systems and may bound the potential for behavioral thermoregulation. In marine or lentic aquatic ecosystems, spatial variation in temperature is coarsely patterned and fish may move among vertical strata to thermoregulate (</w:t>
+    </w:p>
+    <w:p>
+      <w:pPr>
+        <w:rPr>
+          <w:i/>
+        </w:rPr>
+      </w:pPr>
+      <w:r>
+        <w:t>T</w:t>
+      </w:r>
+      <w:r>
+        <w:t>he spatial patterning of water temperature varies among systems and may bound the potential for behavioral thermoregulation. In marine or lentic aquatic ecosystems, spatial variation in temperature is coarsely patterned and fish may move among vertical strata to thermoregulate (</w:t>
       </w:r>
       <w:proofErr w:type="spellStart"/>
       <w:r>
@@ -215,16 +214,7 @@
       </w:r>
       <w:proofErr w:type="spellEnd"/>
       <w:r>
-        <w:t xml:space="preserve"> 1988, Sims et al. 2006). In lotic systems, the spatial distribution of temperatures is often more finely and irregularly patterned, and fish may be more strongly constrained by the spatial configuration of thermal heterogeneity (Schlosser 1995) and the patch size of potential thermal refuge (Ebersole et al. 2001). </w:t>
-      </w:r>
-      <w:r>
-        <w:t>In riverine systems, a complex interaction between climate, topography, geomorphology and hy</w:t>
-      </w:r>
-      <w:r>
-        <w:t xml:space="preserve">drology determines the presence </w:t>
-      </w:r>
-      <w:r>
-        <w:t xml:space="preserve">and extent of refuge types (Montgomery 1999, </w:t>
+        <w:t xml:space="preserve"> 1988, Sims et al. 2006). In lotic systems, the spatial distribution of temperatures is often more finely and irregularly patterned, and fish may be more strongly constrained by the spatial configuration of thermal heterogeneity (Schlosser 1995) and the patch size of potential thermal refuge (Ebersole et al. 2001). In riverine systems, a complex interaction between climate, topography, geomorphology and hydrology determines the presence and extent of refuge types (Montgomery 1999, </w:t>
       </w:r>
       <w:proofErr w:type="spellStart"/>
       <w:r>
@@ -248,10 +238,7 @@
       </w:r>
       <w:proofErr w:type="spellEnd"/>
       <w:r>
-        <w:t xml:space="preserve"> et al. 2012).</w:t>
-      </w:r>
-      <w:r>
-        <w:t xml:space="preserve"> </w:t>
+        <w:t xml:space="preserve"> et al. 2012). </w:t>
       </w:r>
     </w:p>
     <w:p>
@@ -272,10 +259,7 @@
       </w:r>
       <w:proofErr w:type="spellEnd"/>
       <w:r>
-        <w:t xml:space="preserve"> 2006).</w:t>
-      </w:r>
-      <w:r>
-        <w:t xml:space="preserve"> </w:t>
+        <w:t xml:space="preserve"> 2006). </w:t>
       </w:r>
       <w:r>
         <w:t>When the dominant thermal regime of a river network becomes suboptimal, fish have been found to exploit fine-scale heterogeneity to increase physiological performance (Berman and Quinn 1991, Nielsen et al. 1994, Ebersole 2003</w:t>
@@ -333,10 +317,7 @@
         <w:t>Vertically</w:t>
       </w:r>
       <w:r>
-        <w:t xml:space="preserve"> stratified thermal and dissolved oxygen conditions</w:t>
-      </w:r>
-      <w:r>
-        <w:t xml:space="preserve"> are common in temperate</w:t>
+        <w:t xml:space="preserve"> stratified thermal and dissolved oxygen conditions are common in temperate</w:t>
       </w:r>
       <w:r>
         <w:t xml:space="preserve"> lentic waterbodies including productive lakes, reservoirs, and estuaries</w:t>
@@ -420,10 +401,7 @@
         <w:t xml:space="preserve"> </w:t>
       </w:r>
       <w:r>
-        <w:t xml:space="preserve">While these patches of cool water may not provide optimal combinations of temperature and dissolved oxygen, the boundary layer between vertical strata (e.g. the thermocline) might. </w:t>
-      </w:r>
-      <w:r>
-        <w:t xml:space="preserve">This zonation is analogous to the </w:t>
+        <w:t xml:space="preserve">While these patches of cool water may not provide optimal combinations of temperature and dissolved oxygen, the boundary layer between vertical strata (e.g. the thermocline) might. This zonation is analogous to the </w:t>
       </w:r>
       <w:proofErr w:type="spellStart"/>
       <w:r>
@@ -450,217 +428,246 @@
         <w:rPr>
           <w:i/>
         </w:rPr>
-        <w:t>Introduce the research</w:t>
-      </w:r>
-    </w:p>
-    <w:p>
-      <w:r>
-        <w:t xml:space="preserve">Here, we consider whether </w:t>
-      </w:r>
-      <w:r>
-        <w:t xml:space="preserve">a temperature-oxygen squeeze </w:t>
-      </w:r>
-      <w:r>
-        <w:t>occur</w:t>
-      </w:r>
-      <w:r>
-        <w:t>s</w:t>
-      </w:r>
-      <w:r>
-        <w:t xml:space="preserve"> in lentic thermal refuge habitats on the river floodplain</w:t>
-      </w:r>
-      <w:r>
-        <w:t xml:space="preserve"> and whether such conditions impact habitat use by coldwater fish.</w:t>
-      </w:r>
-      <w:r>
-        <w:t xml:space="preserve"> </w:t>
-      </w:r>
-      <w:r>
-        <w:t>We hypothesize that stratified coldwater alcoves will all exhibit a temperature-oxygen squeeze, however some alcoves (or areas within alcoves) will have lower oxygen minimums at depth or higher surface water temperatures.</w:t>
-      </w:r>
-      <w:r>
-        <w:t xml:space="preserve"> </w:t>
-      </w:r>
-      <w:r>
-        <w:t xml:space="preserve">We </w:t>
-      </w:r>
-      <w:r>
-        <w:t xml:space="preserve">also </w:t>
-      </w:r>
-      <w:r>
-        <w:t xml:space="preserve">hypothesize that fish will remain constrained to a lens of suitable habitat (the thermocline) that is relatively </w:t>
-      </w:r>
-      <w:proofErr w:type="spellStart"/>
-      <w:r>
-        <w:t>normoxic</w:t>
-      </w:r>
-      <w:proofErr w:type="spellEnd"/>
-      <w:r>
-        <w:t xml:space="preserve"> </w:t>
-      </w:r>
-      <w:r>
-        <w:t xml:space="preserve">and thermally optimal. </w:t>
-      </w:r>
-    </w:p>
-    <w:p>
-      <w:pPr>
-        <w:rPr>
-          <w:b/>
-        </w:rPr>
-      </w:pPr>
-      <w:r>
-        <w:rPr>
-          <w:b/>
-        </w:rPr>
-        <w:t>Methods:</w:t>
-      </w:r>
-    </w:p>
-    <w:p>
-      <w:pPr>
-        <w:rPr>
-          <w:i/>
-        </w:rPr>
-      </w:pPr>
-      <w:r>
-        <w:rPr>
-          <w:i/>
-        </w:rPr>
-        <w:t>YSI profiles</w:t>
-      </w:r>
-    </w:p>
-    <w:p>
-      <w:r>
-        <w:t xml:space="preserve">We have YSI profiles from our 2018 stereoscopic camera attempts – several taken in </w:t>
-      </w:r>
-      <w:proofErr w:type="spellStart"/>
-      <w:proofErr w:type="gramStart"/>
-      <w:r>
-        <w:t>norwood</w:t>
-      </w:r>
-      <w:proofErr w:type="spellEnd"/>
-      <w:proofErr w:type="gramEnd"/>
-      <w:r>
-        <w:t xml:space="preserve"> and BR at noon. Also have several taken in cottonwood alcove in 2018. Not sure if we should discuss or just do YSI/thermocouple data below. Never did YSI in other alcoves – EPA was deploying temp/do loggers at that time so we didn’t – data from </w:t>
-      </w:r>
-      <w:proofErr w:type="spellStart"/>
-      <w:r>
-        <w:t>epa</w:t>
-      </w:r>
-      <w:proofErr w:type="spellEnd"/>
-      <w:r>
-        <w:t xml:space="preserve"> doesn’t have YSI profiles just temp/do recorded at 3 depths across 2 sites for </w:t>
-      </w:r>
-      <w:r>
-        <w:t xml:space="preserve">5 alcoves (church, cottonwood, blue ruin, </w:t>
-      </w:r>
-      <w:proofErr w:type="spellStart"/>
-      <w:r>
-        <w:t>norwood</w:t>
-      </w:r>
-      <w:proofErr w:type="spellEnd"/>
-      <w:r>
-        <w:t xml:space="preserve">, river loop (near </w:t>
-      </w:r>
-      <w:proofErr w:type="spellStart"/>
-      <w:r>
-        <w:t>mckenzie</w:t>
-      </w:r>
-      <w:proofErr w:type="spellEnd"/>
-      <w:r>
-        <w:t>)).</w:t>
-      </w:r>
-    </w:p>
-    <w:p>
-      <w:pPr>
-        <w:rPr>
-          <w:i/>
-        </w:rPr>
-      </w:pPr>
-      <w:r>
-        <w:rPr>
-          <w:i/>
-        </w:rPr>
-        <w:t>YSI coupled with internal temperature</w:t>
-      </w:r>
-      <w:r>
-        <w:rPr>
-          <w:i/>
-        </w:rPr>
-        <w:t>:</w:t>
-      </w:r>
-    </w:p>
-    <w:p>
-      <w:r>
-        <w:t xml:space="preserve">In the summers of 2020 and 2021, </w:t>
-      </w:r>
-      <w:r>
-        <w:t xml:space="preserve">we sampled </w:t>
-      </w:r>
-      <w:r>
-        <w:t xml:space="preserve">cutthroat trout in four coldwater for instantaneous internal body temperature using a fine gauge needle probe thermocouple (~18 gauge, &lt;.5 second read rate) inserted ~3mm into the dorsal musculature of the fish. Fish sampled for internal body temperature were </w:t>
-      </w:r>
-      <w:r>
-        <w:t xml:space="preserve">captured via boat electrofishing. </w:t>
-      </w:r>
-      <w:r>
-        <w:t>Fish were s</w:t>
-      </w:r>
-      <w:r>
-        <w:t xml:space="preserve">wiftly netted and had their temperature recorded while still anesthetized via electrical narcosis (roughly a ~10-second process per fish). </w:t>
-      </w:r>
-      <w:r>
-        <w:t xml:space="preserve">Internal temperature takes XX time to equilibrate to new environment, our aim was to net and sample fish as quickly as possible to ensure internal temperature still reflected that of the stratified water column where they were previously staged. </w:t>
-      </w:r>
-      <w:r>
-        <w:t xml:space="preserve">A GPS-coordinate was recorded at the point of each fish capture. After fish were processed, recovered, and released back into the waterbody (~20 minutes), we returned to the point of fish capture and recorded the vertical profile of oxygen and temperature using a </w:t>
-      </w:r>
-      <w:r>
-        <w:lastRenderedPageBreak/>
-        <w:t>handheld YSI. If several fish were captured in the same location (within a 3x3-m area), a rough midpoint was selected and a single temperature/oxygen profile was recorded for those fish.</w:t>
-      </w:r>
-    </w:p>
-    <w:p>
-      <w:pPr>
-        <w:rPr>
-          <w:i/>
-        </w:rPr>
-      </w:pPr>
-      <w:r>
-        <w:rPr>
-          <w:i/>
-        </w:rPr>
-        <w:t xml:space="preserve">Internally tagged fish (radio tag 2020, </w:t>
-      </w:r>
-      <w:proofErr w:type="spellStart"/>
-      <w:r>
-        <w:rPr>
-          <w:i/>
-        </w:rPr>
-        <w:t>stan</w:t>
-      </w:r>
-      <w:proofErr w:type="spellEnd"/>
-      <w:r>
-        <w:rPr>
-          <w:i/>
-        </w:rPr>
-        <w:t xml:space="preserve"> </w:t>
-      </w:r>
-      <w:proofErr w:type="spellStart"/>
-      <w:r>
-        <w:rPr>
-          <w:i/>
-        </w:rPr>
-        <w:t>ibutton</w:t>
-      </w:r>
-      <w:proofErr w:type="spellEnd"/>
-      <w:r>
-        <w:rPr>
-          <w:i/>
-        </w:rPr>
-        <w:t xml:space="preserve"> data)</w:t>
+        <w:t>Management implications</w:t>
+      </w:r>
+    </w:p>
+    <w:p>
+      <w:r>
+        <w:t xml:space="preserve">Currently efforts to understand the underlying physical processes that drive heterogeneity. Indeed, current efforts to develop predictive tools to estimate location and quantity of cold water – </w:t>
+      </w:r>
+      <w:proofErr w:type="spellStart"/>
+      <w:r>
+        <w:t>Gombert</w:t>
+      </w:r>
+      <w:proofErr w:type="spellEnd"/>
+      <w:r>
+        <w:t xml:space="preserve"> study here. However, shifting management focus towards cold water refuges within floodplain requires that we also understand </w:t>
+      </w:r>
+      <w:r>
+        <w:t xml:space="preserve">how physiochemical conditions within these habitats impact functionality for at risk species like coldwater fish.   </w:t>
       </w:r>
       <w:bookmarkStart w:id="0" w:name="_GoBack"/>
       <w:bookmarkEnd w:id="0"/>
+    </w:p>
+    <w:p>
+      <w:pPr>
+        <w:rPr>
+          <w:i/>
+        </w:rPr>
+      </w:pPr>
+      <w:r>
+        <w:rPr>
+          <w:i/>
+        </w:rPr>
+        <w:t>Introduce the research</w:t>
+      </w:r>
+    </w:p>
+    <w:p>
+      <w:r>
+        <w:t xml:space="preserve">Here, we consider whether </w:t>
+      </w:r>
+      <w:r>
+        <w:t xml:space="preserve">a temperature-oxygen squeeze </w:t>
+      </w:r>
+      <w:r>
+        <w:t>occur</w:t>
+      </w:r>
+      <w:r>
+        <w:t>s</w:t>
+      </w:r>
+      <w:r>
+        <w:t xml:space="preserve"> in lentic thermal refuge habitats on the river floodplain</w:t>
+      </w:r>
+      <w:r>
+        <w:t xml:space="preserve"> and whether such conditions impact habitat use by coldwater fish.</w:t>
+      </w:r>
+      <w:r>
+        <w:t xml:space="preserve"> </w:t>
+      </w:r>
+      <w:r>
+        <w:t>We hypothesize that stratified coldwater alcoves will all exhibit a temperature-oxygen squeeze, however some alcoves (or areas within alcoves) will have lower oxygen minimums at depth or higher surface water temperatures.</w:t>
+      </w:r>
+      <w:r>
+        <w:t xml:space="preserve"> </w:t>
+      </w:r>
+      <w:r>
+        <w:t xml:space="preserve">We </w:t>
+      </w:r>
+      <w:r>
+        <w:t xml:space="preserve">also </w:t>
+      </w:r>
+      <w:r>
+        <w:t xml:space="preserve">hypothesize that fish will remain constrained to a lens of suitable habitat (the thermocline) that is relatively </w:t>
+      </w:r>
+      <w:proofErr w:type="spellStart"/>
+      <w:r>
+        <w:t>normoxic</w:t>
+      </w:r>
+      <w:proofErr w:type="spellEnd"/>
+      <w:r>
+        <w:t xml:space="preserve"> </w:t>
+      </w:r>
+      <w:r>
+        <w:t xml:space="preserve">and thermally optimal. </w:t>
+      </w:r>
+    </w:p>
+    <w:p>
+      <w:pPr>
+        <w:rPr>
+          <w:b/>
+        </w:rPr>
+      </w:pPr>
+      <w:r>
+        <w:rPr>
+          <w:b/>
+        </w:rPr>
+        <w:t>Methods:</w:t>
+      </w:r>
+    </w:p>
+    <w:p>
+      <w:pPr>
+        <w:rPr>
+          <w:i/>
+        </w:rPr>
+      </w:pPr>
+      <w:r>
+        <w:rPr>
+          <w:i/>
+        </w:rPr>
+        <w:t>YSI profiles</w:t>
+      </w:r>
+    </w:p>
+    <w:p>
+      <w:r>
+        <w:t xml:space="preserve">We have YSI profiles from our 2018 stereoscopic camera attempts – several taken in </w:t>
+      </w:r>
+      <w:proofErr w:type="spellStart"/>
+      <w:proofErr w:type="gramStart"/>
+      <w:r>
+        <w:t>norwood</w:t>
+      </w:r>
+      <w:proofErr w:type="spellEnd"/>
+      <w:proofErr w:type="gramEnd"/>
+      <w:r>
+        <w:t xml:space="preserve"> and BR at noon. Also have several taken in cottonwood alcove in 2018. Not sure if we should discuss or just do YSI/thermocouple data below. Never did YSI in other alcoves – EPA was deploying temp/do loggers at that time so we didn’t – data from </w:t>
+      </w:r>
+      <w:proofErr w:type="spellStart"/>
+      <w:r>
+        <w:t>epa</w:t>
+      </w:r>
+      <w:proofErr w:type="spellEnd"/>
+      <w:r>
+        <w:t xml:space="preserve"> doesn’t have YSI profiles just temp/do recorded at 3 depths across 2 sites for </w:t>
+      </w:r>
+      <w:r>
+        <w:t xml:space="preserve">5 alcoves (church, cottonwood, blue ruin, </w:t>
+      </w:r>
+      <w:proofErr w:type="spellStart"/>
+      <w:r>
+        <w:t>norwood</w:t>
+      </w:r>
+      <w:proofErr w:type="spellEnd"/>
+      <w:r>
+        <w:t xml:space="preserve">, river loop (near </w:t>
+      </w:r>
+      <w:proofErr w:type="spellStart"/>
+      <w:r>
+        <w:t>mckenzie</w:t>
+      </w:r>
+      <w:proofErr w:type="spellEnd"/>
+      <w:r>
+        <w:t>)).</w:t>
+      </w:r>
+    </w:p>
+    <w:p>
+      <w:pPr>
+        <w:rPr>
+          <w:i/>
+        </w:rPr>
+      </w:pPr>
+      <w:r>
+        <w:rPr>
+          <w:i/>
+        </w:rPr>
+        <w:t>YSI coupled with internal temperature</w:t>
+      </w:r>
+      <w:r>
+        <w:rPr>
+          <w:i/>
+        </w:rPr>
+        <w:t>:</w:t>
+      </w:r>
+    </w:p>
+    <w:p>
+      <w:r>
+        <w:t xml:space="preserve">In the summers of 2020 and 2021, </w:t>
+      </w:r>
+      <w:r>
+        <w:t xml:space="preserve">we sampled </w:t>
+      </w:r>
+      <w:r>
+        <w:t xml:space="preserve">cutthroat trout in four coldwater for instantaneous internal body temperature using a fine gauge needle probe thermocouple (~18 gauge, &lt;.5 second read rate) inserted ~3mm into the dorsal musculature of the fish. Fish sampled for internal body temperature were </w:t>
+      </w:r>
+      <w:r>
+        <w:t xml:space="preserve">captured via boat electrofishing. </w:t>
+      </w:r>
+      <w:r>
+        <w:t>Fish were s</w:t>
+      </w:r>
+      <w:r>
+        <w:t xml:space="preserve">wiftly netted and had their temperature recorded </w:t>
+      </w:r>
+      <w:r>
+        <w:lastRenderedPageBreak/>
+        <w:t xml:space="preserve">while still anesthetized via electrical narcosis (roughly a ~10-second process per fish). </w:t>
+      </w:r>
+      <w:r>
+        <w:t xml:space="preserve">Internal temperature takes XX time to equilibrate to new environment, our aim was to net and sample fish as quickly as possible to ensure internal temperature still reflected that of the stratified water column where they were previously staged. </w:t>
+      </w:r>
+      <w:r>
+        <w:t>A GPS-coordinate was recorded at the point of each fish capture. After fish were processed, recovered, and released back into the waterbody (~20 minutes), we returned to the point of fish capture and recorded the vertical profile of oxygen and temperature using a handheld YSI. If several fish were captured in the same location (within a 3x3-m area), a rough midpoint was selected and a single temperature/oxygen profile was recorded for those fish.</w:t>
+      </w:r>
+    </w:p>
+    <w:p>
+      <w:pPr>
+        <w:rPr>
+          <w:i/>
+        </w:rPr>
+      </w:pPr>
+      <w:r>
+        <w:rPr>
+          <w:i/>
+        </w:rPr>
+        <w:t xml:space="preserve">Internally tagged fish (radio tag 2020, </w:t>
+      </w:r>
+      <w:proofErr w:type="spellStart"/>
+      <w:r>
+        <w:rPr>
+          <w:i/>
+        </w:rPr>
+        <w:t>stan</w:t>
+      </w:r>
+      <w:proofErr w:type="spellEnd"/>
+      <w:r>
+        <w:rPr>
+          <w:i/>
+        </w:rPr>
+        <w:t xml:space="preserve"> </w:t>
+      </w:r>
+      <w:proofErr w:type="spellStart"/>
+      <w:r>
+        <w:rPr>
+          <w:i/>
+        </w:rPr>
+        <w:t>ibutton</w:t>
+      </w:r>
+      <w:proofErr w:type="spellEnd"/>
+      <w:r>
+        <w:rPr>
+          <w:i/>
+        </w:rPr>
+        <w:t xml:space="preserve"> data)</w:t>
+      </w:r>
     </w:p>
     <w:sectPr>
       <w:pgSz w:w="12240" w:h="15840"/>

--- a/manuscript/floodplain.temp.oxygen.squeeze.HB1.docx
+++ b/manuscript/floodplain.temp.oxygen.squeeze.HB1.docx
@@ -198,7 +198,15 @@
         <w:t>T</w:t>
       </w:r>
       <w:r>
-        <w:t>he spatial patterning of water temperature varies among systems and may bound the potential for behavioral thermoregulation. In marine or lentic aquatic ecosystems, spatial variation in temperature is coarsely patterned and fish may move among vertical strata to thermoregulate (</w:t>
+        <w:t xml:space="preserve">he spatial patterning of water temperature varies among systems and may bound the potential for behavioral thermoregulation. In marine or lentic aquatic ecosystems, spatial variation in temperature is coarsely patterned and fish may move among vertical strata to </w:t>
+      </w:r>
+      <w:proofErr w:type="spellStart"/>
+      <w:r>
+        <w:t>thermoregulate</w:t>
+      </w:r>
+      <w:proofErr w:type="spellEnd"/>
+      <w:r>
+        <w:t xml:space="preserve"> (</w:t>
       </w:r>
       <w:proofErr w:type="spellStart"/>
       <w:r>
@@ -409,45 +417,48 @@
       </w:r>
       <w:proofErr w:type="spellEnd"/>
       <w:r>
-        <w:t xml:space="preserve"> of a stratified lake but at a distinctly smaller scale. Thus, optimal temperature and oxygen concentrations may be restricted to a narrow lens of the water column</w:t>
-      </w:r>
-      <w:r>
-        <w:t>.</w:t>
-      </w:r>
-      <w:r>
-        <w:t xml:space="preserve"> </w:t>
-      </w:r>
-    </w:p>
-    <w:p>
-      <w:pPr>
-        <w:rPr>
-          <w:i/>
-        </w:rPr>
-      </w:pPr>
-      <w:r>
-        <w:rPr>
-          <w:i/>
-        </w:rPr>
-        <w:t>Management implications</w:t>
-      </w:r>
-    </w:p>
-    <w:p>
-      <w:r>
-        <w:t xml:space="preserve">Currently efforts to understand the underlying physical processes that drive heterogeneity. Indeed, current efforts to develop predictive tools to estimate location and quantity of cold water – </w:t>
-      </w:r>
-      <w:proofErr w:type="spellStart"/>
-      <w:r>
-        <w:t>Gombert</w:t>
-      </w:r>
-      <w:proofErr w:type="spellEnd"/>
-      <w:r>
-        <w:t xml:space="preserve"> study here. However, shifting management focus towards cold water refuges within floodplain requires that we also understand </w:t>
-      </w:r>
-      <w:r>
-        <w:t xml:space="preserve">how physiochemical conditions within these habitats impact functionality for at risk species like coldwater fish.   </w:t>
+        <w:t xml:space="preserve"> of a stratified lake but at a distinctly smaller scale. Thus, optimal temperature and oxygen concentrations may be restricted to a narrow l</w:t>
       </w:r>
       <w:bookmarkStart w:id="0" w:name="_GoBack"/>
       <w:bookmarkEnd w:id="0"/>
+      <w:r>
+        <w:t>ens of the water column</w:t>
+      </w:r>
+      <w:r>
+        <w:t>.</w:t>
+      </w:r>
+      <w:r>
+        <w:t xml:space="preserve"> </w:t>
+      </w:r>
+    </w:p>
+    <w:p>
+      <w:pPr>
+        <w:rPr>
+          <w:i/>
+        </w:rPr>
+      </w:pPr>
+      <w:r>
+        <w:rPr>
+          <w:i/>
+        </w:rPr>
+        <w:t>Management implications</w:t>
+      </w:r>
+    </w:p>
+    <w:p>
+      <w:r>
+        <w:t xml:space="preserve">Currently efforts to understand the underlying physical processes that drive heterogeneity. Indeed, current efforts to develop predictive tools to estimate location and quantity of cold water – </w:t>
+      </w:r>
+      <w:proofErr w:type="spellStart"/>
+      <w:r>
+        <w:t>Gombert</w:t>
+      </w:r>
+      <w:proofErr w:type="spellEnd"/>
+      <w:r>
+        <w:t xml:space="preserve"> study here. However, shifting management focus towards cold water refuges within floodplain requires that we also understand </w:t>
+      </w:r>
+      <w:r>
+        <w:t xml:space="preserve">how physiochemical conditions within these habitats impact functionality for at risk species like coldwater fish.   </w:t>
+      </w:r>
     </w:p>
     <w:p>
       <w:pPr>
@@ -615,11 +626,7 @@
         <w:t>Fish were s</w:t>
       </w:r>
       <w:r>
-        <w:t xml:space="preserve">wiftly netted and had their temperature recorded </w:t>
-      </w:r>
-      <w:r>
-        <w:lastRenderedPageBreak/>
-        <w:t xml:space="preserve">while still anesthetized via electrical narcosis (roughly a ~10-second process per fish). </w:t>
+        <w:t xml:space="preserve">wiftly netted and had their temperature recorded while still anesthetized via electrical narcosis (roughly a ~10-second process per fish). </w:t>
       </w:r>
       <w:r>
         <w:t xml:space="preserve">Internal temperature takes XX time to equilibrate to new environment, our aim was to net and sample fish as quickly as possible to ensure internal temperature still reflected that of the stratified water column where they were previously staged. </w:t>
@@ -629,11 +636,6 @@
       </w:r>
     </w:p>
     <w:p>
-      <w:pPr>
-        <w:rPr>
-          <w:i/>
-        </w:rPr>
-      </w:pPr>
       <w:r>
         <w:rPr>
           <w:i/>
@@ -641,6 +643,7 @@
         <w:t xml:space="preserve">Internally tagged fish (radio tag 2020, </w:t>
       </w:r>
       <w:proofErr w:type="spellStart"/>
+      <w:proofErr w:type="gramStart"/>
       <w:r>
         <w:rPr>
           <w:i/>
@@ -648,6 +651,7 @@
         <w:t>stan</w:t>
       </w:r>
       <w:proofErr w:type="spellEnd"/>
+      <w:proofErr w:type="gramEnd"/>
       <w:r>
         <w:rPr>
           <w:i/>
@@ -669,6 +673,189 @@
         <w:t xml:space="preserve"> data)</w:t>
       </w:r>
     </w:p>
+    <w:p/>
+    <w:p>
+      <w:pPr>
+        <w:rPr>
+          <w:b/>
+        </w:rPr>
+      </w:pPr>
+      <w:r>
+        <w:rPr>
+          <w:b/>
+        </w:rPr>
+        <w:t>Results</w:t>
+      </w:r>
+    </w:p>
+    <w:p>
+      <w:pPr>
+        <w:rPr>
+          <w:b/>
+          <w:i/>
+        </w:rPr>
+      </w:pPr>
+      <w:r>
+        <w:rPr>
+          <w:b/>
+          <w:i/>
+        </w:rPr>
+        <w:t xml:space="preserve">Spatiotemporal (or Diel if only for </w:t>
+      </w:r>
+      <w:proofErr w:type="spellStart"/>
+      <w:r>
+        <w:rPr>
+          <w:b/>
+          <w:i/>
+        </w:rPr>
+        <w:t>netpen</w:t>
+      </w:r>
+      <w:proofErr w:type="spellEnd"/>
+      <w:r>
+        <w:rPr>
+          <w:b/>
+          <w:i/>
+        </w:rPr>
+        <w:t xml:space="preserve"> study) variability in abiotic conditions</w:t>
+      </w:r>
+    </w:p>
+    <w:p>
+      <w:pPr>
+        <w:rPr>
+          <w:b/>
+          <w:i/>
+        </w:rPr>
+      </w:pPr>
+      <w:r>
+        <w:rPr>
+          <w:b/>
+          <w:i/>
+        </w:rPr>
+        <w:t>Movement behavior of tagged individuals</w:t>
+      </w:r>
+    </w:p>
+    <w:p>
+      <w:pPr>
+        <w:rPr>
+          <w:b/>
+        </w:rPr>
+      </w:pPr>
+      <w:r>
+        <w:rPr>
+          <w:b/>
+        </w:rPr>
+        <w:t>Discussion</w:t>
+      </w:r>
+    </w:p>
+    <w:p>
+      <w:pPr>
+        <w:rPr>
+          <w:b/>
+          <w:i/>
+        </w:rPr>
+      </w:pPr>
+      <w:r>
+        <w:rPr>
+          <w:b/>
+          <w:i/>
+        </w:rPr>
+        <w:t xml:space="preserve">Persistent stratification </w:t>
+      </w:r>
+    </w:p>
+    <w:p>
+      <w:r>
+        <w:t>Distinct vertical gradient in temperature and DO concentration. Single apparent wind mixing event in area of 1.5m depth. Temperature preference/requirements suggest cutthroat growth optimized at XXC range (lower end of range with reduced food availability), and temperatures exceeding XXC range cause behavioral alteration and stress (HSP). Sensitive low DO (</w:t>
+      </w:r>
+      <w:proofErr w:type="spellStart"/>
+      <w:r>
+        <w:t>XXmg</w:t>
+      </w:r>
+      <w:proofErr w:type="spellEnd"/>
+      <w:r>
+        <w:t xml:space="preserve">/L). During peak summer conditions, strong vertical stratification reduced volume of suitable habitat by </w:t>
+      </w:r>
+      <w:proofErr w:type="spellStart"/>
+      <w:r>
+        <w:t>rougly</w:t>
+      </w:r>
+      <w:proofErr w:type="spellEnd"/>
+      <w:r>
+        <w:t xml:space="preserve"> XX%. Negative physiological/ecological consequences outside </w:t>
+      </w:r>
+      <w:proofErr w:type="spellStart"/>
+      <w:r>
+        <w:t>metalimnetic</w:t>
+      </w:r>
+      <w:proofErr w:type="spellEnd"/>
+      <w:r>
+        <w:t xml:space="preserve"> range. </w:t>
+      </w:r>
+    </w:p>
+    <w:p>
+      <w:r>
+        <w:t xml:space="preserve">Effect of elevated water temperature on salmonid growth depends on food consumption rates, variable metabolic costs associated with </w:t>
+      </w:r>
+      <w:proofErr w:type="spellStart"/>
+      <w:r>
+        <w:t>accessin</w:t>
+      </w:r>
+      <w:proofErr w:type="spellEnd"/>
+      <w:r>
+        <w:t xml:space="preserve"> habitats with prey. </w:t>
+      </w:r>
+    </w:p>
+    <w:p>
+      <w:pPr>
+        <w:rPr>
+          <w:b/>
+          <w:i/>
+        </w:rPr>
+      </w:pPr>
+      <w:r>
+        <w:rPr>
+          <w:b/>
+          <w:i/>
+        </w:rPr>
+        <w:t>Diel vertical movement patterns</w:t>
+      </w:r>
+    </w:p>
+    <w:p>
+      <w:r>
+        <w:t xml:space="preserve">Habitat provides thermoregulatory services particularly important as over-summer resting areas for fluvial and migratory </w:t>
+      </w:r>
+      <w:proofErr w:type="spellStart"/>
+      <w:r>
+        <w:t>coldwater</w:t>
+      </w:r>
+      <w:proofErr w:type="spellEnd"/>
+      <w:r>
+        <w:t xml:space="preserve"> fishes. Extreme climactic events more frequent. Strong vertical stratification in temperature and oxygen reduces suitable volume.  Persistence facilitated by mosaic of vertical and longitudinal physiochemical conditions which can occur within </w:t>
+      </w:r>
+      <w:proofErr w:type="spellStart"/>
+      <w:r>
+        <w:t>cwa</w:t>
+      </w:r>
+      <w:proofErr w:type="spellEnd"/>
+      <w:r>
+        <w:t xml:space="preserve"> habitats. Future work examining bioenergetics and food resource availability needed to assess the degree to which </w:t>
+      </w:r>
+      <w:proofErr w:type="spellStart"/>
+      <w:r>
+        <w:t>cwa</w:t>
+      </w:r>
+      <w:proofErr w:type="spellEnd"/>
+      <w:r>
+        <w:t xml:space="preserve"> support </w:t>
+      </w:r>
+      <w:proofErr w:type="spellStart"/>
+      <w:r>
+        <w:t>coldwater</w:t>
+      </w:r>
+      <w:proofErr w:type="spellEnd"/>
+      <w:r>
+        <w:t xml:space="preserve"> fish during seasonal thermal stress.</w:t>
+      </w:r>
+    </w:p>
+    <w:p/>
     <w:sectPr>
       <w:pgSz w:w="12240" w:h="15840"/>
       <w:pgMar w:top="1440" w:right="1440" w:bottom="1440" w:left="1440" w:header="720" w:footer="720" w:gutter="0"/>
